--- a/PUBLISHED/biol-8/module_keys/module-07-genetics-keys-to-success.docx
+++ b/PUBLISHED/biol-8/module_keys/module-07-genetics-keys-to-success.docx
@@ -4,7 +4,7 @@
   <w:body>
     <w:p>
       <w:r>
-        <w:t>Module 07: Genetics &amp; the Central Dogma — Keys to Success</w:t>
+        <w:t>Module 07: Genetics — DNA, RNA, &amp; Protein Synthesis (OpenStax Chapter 9) — Keys to Success</w:t>
       </w:r>
     </w:p>
     <w:p>

--- a/PUBLISHED/biol-8/module_keys/module-07-genetics-keys-to-success.docx
+++ b/PUBLISHED/biol-8/module_keys/module-07-genetics-keys-to-success.docx
@@ -3,53 +3,423 @@
 <w:document xmlns:wpc="http://schemas.microsoft.com/office/word/2010/wordprocessingCanvas" xmlns:mo="http://schemas.microsoft.com/office/mac/office/2008/main" xmlns:mc="http://schemas.openxmlformats.org/markup-compatibility/2006" xmlns:mv="urn:schemas-microsoft-com:mac:vml" xmlns:o="urn:schemas-microsoft-com:office:office" xmlns:r="http://schemas.openxmlformats.org/officeDocument/2006/relationships" xmlns:m="http://schemas.openxmlformats.org/officeDocument/2006/math" xmlns:v="urn:schemas-microsoft-com:vml" xmlns:wp14="http://schemas.microsoft.com/office/word/2010/wordprocessingDrawing" xmlns:wp="http://schemas.openxmlformats.org/drawingml/2006/wordprocessingDrawing" xmlns:w10="urn:schemas-microsoft-com:office:word" xmlns:w="http://schemas.openxmlformats.org/wordprocessingml/2006/main" xmlns:w14="http://schemas.microsoft.com/office/word/2010/wordml" xmlns:wpg="http://schemas.microsoft.com/office/word/2010/wordprocessingGroup" xmlns:wpi="http://schemas.microsoft.com/office/word/2010/wordprocessingInk" xmlns:wne="http://schemas.microsoft.com/office/word/2006/wordml" xmlns:wps="http://schemas.microsoft.com/office/word/2010/wordprocessingShape" mc:Ignorable="w14 wp14">
   <w:body>
     <w:p>
+      <w:pPr>
+        <w:pStyle w:val="Heading1"/>
+      </w:pPr>
       <w:r>
         <w:t>Module 07: Genetics — DNA, RNA, &amp; Protein Synthesis (OpenStax Chapter 9) — Keys to Success</w:t>
       </w:r>
     </w:p>
     <w:p>
+      <w:pPr>
+        <w:pStyle w:val="Heading2"/>
+      </w:pPr>
       <w:r>
         <w:t>Key Learning Objectives</w:t>
       </w:r>
     </w:p>
     <w:p>
+      <w:pPr>
+        <w:pStyle w:val="Heading3"/>
+      </w:pPr>
       <w:r>
         <w:t>1. DNA Structure and Function</w:t>
       </w:r>
     </w:p>
     <w:p>
       <w:r>
-        <w:t>Describe the structure of a DNA molecule (double helix, sugar-phosphate backbone)  Identify the four DNA nucleotide bases: adenine (A), thymine (T), guanine (G), cytosine (C)  Explain complementary base pairing rules (A–T, G–C)  Describe how hydrogen bonds hold the two strands together  Explain why DNA is called the "blueprint of life"   2. DNA Replication</w:t>
+        <w:t xml:space="preserve">• </w:t>
+      </w:r>
+      <w:r>
+        <w:t>Describe the structure of a DNA molecule (double helix, sugar-phosphate backbone)</w:t>
       </w:r>
     </w:p>
     <w:p>
       <w:r>
-        <w:t>Explain why DNA must be copied before a cell divides  Describe the semi-conservative model of DNA replication  Identify the roles of key enzymes: helicase (unwinds), DNA polymerase (builds), ligase (seals)  Distinguish between the leading strand and lagging strand  Understand how proofreading mechanisms ensure accuracy   3. Central Dogma of Molecular Biology</w:t>
+        <w:t xml:space="preserve">• </w:t>
+      </w:r>
+      <w:r>
+        <w:t>Identify the four DNA nucleotide bases: adenine (A), thymine (T), guanine (G), cytosine (C)</w:t>
       </w:r>
     </w:p>
     <w:p>
       <w:r>
-        <w:t>State the central dogma: DNA → RNA → Protein  Explain the flow of genetic information from gene to functional product  Distinguish between the three main types of RNA: mRNA, tRNA, rRNA  Describe the key differences between DNA and RNA (sugar, uracil vs thymine, single-stranded)   4. Transcription</w:t>
+        <w:t xml:space="preserve">• </w:t>
+      </w:r>
+      <w:r>
+        <w:t>Explain complementary base pairing rules (A–T, G–C)</w:t>
       </w:r>
     </w:p>
     <w:p>
       <w:r>
-        <w:t>Define transcription as the synthesis of mRNA from a DNA template  Identify the role of RNA polymerase  Distinguish between the template strand and coding strand of DNA  Describe the steps of transcription: initiation (promoter), elongation, termination  Explain how the mRNA base sequence is complementary to the template strand (A→U, T→A, G→C, C→G)   5. The Genetic Code</w:t>
+        <w:t xml:space="preserve">• </w:t>
+      </w:r>
+      <w:r>
+        <w:t>Describe how hydrogen bonds hold the two strands together</w:t>
       </w:r>
     </w:p>
     <w:p>
       <w:r>
-        <w:t>Define a codon as a three-nucleotide sequence on mRNA  Use a codon table to determine which amino acid a codon specifies  Identify the start codon (AUG = methionine) and the three stop codons (UAA, UAG, UGA)  Explain what it means that the genetic code is "degenerate" (redundant) and nearly universal   6. Translation</w:t>
+        <w:t xml:space="preserve">• </w:t>
+      </w:r>
+      <w:r>
+        <w:t>Explain why DNA is called the "blueprint of life"</w:t>
+      </w:r>
+    </w:p>
+    <w:p>
+      <w:pPr>
+        <w:pStyle w:val="Heading3"/>
+      </w:pPr>
+      <w:r>
+        <w:t>2. DNA Replication</w:t>
       </w:r>
     </w:p>
     <w:p>
       <w:r>
-        <w:t>Define translation as the synthesis of a polypeptide from mRNA at the ribosome  Describe the roles of mRNA (message), tRNA (adapter carrying amino acids), and rRNA (ribosome structure)  Explain anticodon–codon pairing at the ribosome  Describe the steps of translation: initiation, elongation, termination  Trace how a DNA sequence ultimately determines the amino acid sequence of a protein   7. Mutations and Their Effects</w:t>
+        <w:t xml:space="preserve">• </w:t>
+      </w:r>
+      <w:r>
+        <w:t>Explain why DNA must be copied before a cell divides</w:t>
       </w:r>
     </w:p>
     <w:p>
       <w:r>
-        <w:t>Define a mutation as a change in the DNA base sequence  Distinguish between point mutations (substitution, insertion, deletion) and their effects  Explain how a mutation can change the amino acid sequence and protein function  Provide examples of diseases caused by mutations (e.g., sickle cell anemia)    Study Tips</w:t>
+        <w:t xml:space="preserve">• </w:t>
+      </w:r>
+      <w:r>
+        <w:t>Describe the semi-conservative model of DNA replication</w:t>
+      </w:r>
+    </w:p>
+    <w:p>
+      <w:r>
+        <w:t xml:space="preserve">• </w:t>
+      </w:r>
+      <w:r>
+        <w:t>Identify the roles of key enzymes: helicase (unwinds), DNA polymerase (builds), ligase (seals)</w:t>
+      </w:r>
+    </w:p>
+    <w:p>
+      <w:r>
+        <w:t xml:space="preserve">• </w:t>
+      </w:r>
+      <w:r>
+        <w:t>Distinguish between the leading strand and lagging strand</w:t>
+      </w:r>
+    </w:p>
+    <w:p>
+      <w:r>
+        <w:t xml:space="preserve">• </w:t>
+      </w:r>
+      <w:r>
+        <w:t>Understand how proofreading mechanisms ensure accuracy</w:t>
+      </w:r>
+    </w:p>
+    <w:p>
+      <w:pPr>
+        <w:pStyle w:val="Heading3"/>
+      </w:pPr>
+      <w:r>
+        <w:t>3. Central Dogma of Molecular Biology</w:t>
+      </w:r>
+    </w:p>
+    <w:p>
+      <w:r>
+        <w:t xml:space="preserve">• </w:t>
+      </w:r>
+      <w:r>
+        <w:t>State the central dogma: DNA → RNA → Protein</w:t>
+      </w:r>
+    </w:p>
+    <w:p>
+      <w:r>
+        <w:t xml:space="preserve">• </w:t>
+      </w:r>
+      <w:r>
+        <w:t>Explain the flow of genetic information from gene to functional product</w:t>
+      </w:r>
+    </w:p>
+    <w:p>
+      <w:r>
+        <w:t xml:space="preserve">• </w:t>
+      </w:r>
+      <w:r>
+        <w:t>Distinguish between the three main types of RNA: mRNA, tRNA, rRNA</w:t>
+      </w:r>
+    </w:p>
+    <w:p>
+      <w:r>
+        <w:t xml:space="preserve">• </w:t>
+      </w:r>
+      <w:r>
+        <w:t>Describe the key differences between DNA and RNA (sugar, uracil vs thymine, single-stranded)</w:t>
+      </w:r>
+    </w:p>
+    <w:p>
+      <w:pPr>
+        <w:pStyle w:val="Heading3"/>
+      </w:pPr>
+      <w:r>
+        <w:t>4. Transcription</w:t>
+      </w:r>
+    </w:p>
+    <w:p>
+      <w:r>
+        <w:t xml:space="preserve">• </w:t>
+      </w:r>
+      <w:r>
+        <w:t>Define transcription as the synthesis of mRNA from a DNA template</w:t>
+      </w:r>
+    </w:p>
+    <w:p>
+      <w:r>
+        <w:t xml:space="preserve">• </w:t>
+      </w:r>
+      <w:r>
+        <w:t>Identify the role of RNA polymerase</w:t>
+      </w:r>
+    </w:p>
+    <w:p>
+      <w:r>
+        <w:t xml:space="preserve">• </w:t>
+      </w:r>
+      <w:r>
+        <w:t>Distinguish between the template strand and coding strand of DNA</w:t>
+      </w:r>
+    </w:p>
+    <w:p>
+      <w:r>
+        <w:t xml:space="preserve">• </w:t>
+      </w:r>
+      <w:r>
+        <w:t>Describe the steps of transcription: initiation (promoter), elongation, termination</w:t>
+      </w:r>
+    </w:p>
+    <w:p>
+      <w:r>
+        <w:t xml:space="preserve">• </w:t>
+      </w:r>
+      <w:r>
+        <w:t>Explain how the mRNA base sequence is complementary to the template strand (A→U, T→A, G→C, C→G)</w:t>
+      </w:r>
+    </w:p>
+    <w:p>
+      <w:pPr>
+        <w:pStyle w:val="Heading3"/>
+      </w:pPr>
+      <w:r>
+        <w:t>5. The Genetic Code</w:t>
+      </w:r>
+    </w:p>
+    <w:p>
+      <w:r>
+        <w:t xml:space="preserve">• </w:t>
+      </w:r>
+      <w:r>
+        <w:t>Define a codon as a three-nucleotide sequence on mRNA</w:t>
+      </w:r>
+    </w:p>
+    <w:p>
+      <w:r>
+        <w:t xml:space="preserve">• </w:t>
+      </w:r>
+      <w:r>
+        <w:t>Use a codon table to determine which amino acid a codon specifies</w:t>
+      </w:r>
+    </w:p>
+    <w:p>
+      <w:r>
+        <w:t xml:space="preserve">• </w:t>
+      </w:r>
+      <w:r>
+        <w:t>Identify the start codon (AUG = methionine) and the three stop codons (UAA, UAG, UGA)</w:t>
+      </w:r>
+    </w:p>
+    <w:p>
+      <w:r>
+        <w:t xml:space="preserve">• </w:t>
+      </w:r>
+      <w:r>
+        <w:t>Explain what it means that the genetic code is "degenerate" (redundant) and nearly universal</w:t>
+      </w:r>
+    </w:p>
+    <w:p>
+      <w:pPr>
+        <w:pStyle w:val="Heading3"/>
+      </w:pPr>
+      <w:r>
+        <w:t>6. Translation</w:t>
+      </w:r>
+    </w:p>
+    <w:p>
+      <w:r>
+        <w:t xml:space="preserve">• </w:t>
+      </w:r>
+      <w:r>
+        <w:t>Define translation as the synthesis of a polypeptide from mRNA at the ribosome</w:t>
+      </w:r>
+    </w:p>
+    <w:p>
+      <w:r>
+        <w:t xml:space="preserve">• </w:t>
+      </w:r>
+      <w:r>
+        <w:t>Describe the roles of mRNA (message), tRNA (adapter carrying amino acids), and rRNA (ribosome structure)</w:t>
+      </w:r>
+    </w:p>
+    <w:p>
+      <w:r>
+        <w:t xml:space="preserve">• </w:t>
+      </w:r>
+      <w:r>
+        <w:t>Explain anticodon–codon pairing at the ribosome</w:t>
+      </w:r>
+    </w:p>
+    <w:p>
+      <w:r>
+        <w:t xml:space="preserve">• </w:t>
+      </w:r>
+      <w:r>
+        <w:t>Describe the steps of translation: initiation, elongation, termination</w:t>
+      </w:r>
+    </w:p>
+    <w:p>
+      <w:r>
+        <w:t xml:space="preserve">• </w:t>
+      </w:r>
+      <w:r>
+        <w:t>Trace how a DNA sequence ultimately determines the amino acid sequence of a protein</w:t>
+      </w:r>
+    </w:p>
+    <w:p>
+      <w:pPr>
+        <w:pStyle w:val="Heading3"/>
+      </w:pPr>
+      <w:r>
+        <w:t>7. Mutations and Their Effects</w:t>
+      </w:r>
+    </w:p>
+    <w:p>
+      <w:r>
+        <w:t xml:space="preserve">• </w:t>
+      </w:r>
+      <w:r>
+        <w:t>Define a mutation as a change in the DNA base sequence</w:t>
+      </w:r>
+    </w:p>
+    <w:p>
+      <w:r>
+        <w:t xml:space="preserve">• </w:t>
+      </w:r>
+      <w:r>
+        <w:t>Distinguish between point mutations (substitution, insertion, deletion) and their effects</w:t>
+      </w:r>
+    </w:p>
+    <w:p>
+      <w:r>
+        <w:t xml:space="preserve">• </w:t>
+      </w:r>
+      <w:r>
+        <w:t>Explain how a mutation can change the amino acid sequence and protein function</w:t>
+      </w:r>
+    </w:p>
+    <w:p>
+      <w:r>
+        <w:t xml:space="preserve">• </w:t>
+      </w:r>
+      <w:r>
+        <w:t>Provide examples of diseases caused by mutations (e.g., sickle cell anemia)</w:t>
+      </w:r>
+    </w:p>
+    <w:p>
+      <w:pPr>
+        <w:pStyle w:val="Heading2"/>
+      </w:pPr>
+      <w:r>
+        <w:t>Study Tips</w:t>
+      </w:r>
+    </w:p>
+    <w:p>
+      <w:r>
+        <w:t xml:space="preserve">1. </w:t>
+      </w:r>
+      <w:r>
+        <w:rPr>
+          <w:b/>
+        </w:rPr>
+        <w:t>Practice converting sequences</w:t>
+      </w:r>
+      <w:r>
+        <w:t xml:space="preserve"> — work through DNA → mRNA → amino acid chains by hand</w:t>
+      </w:r>
+    </w:p>
+    <w:p>
+      <w:r>
+        <w:t xml:space="preserve">2. </w:t>
+      </w:r>
+      <w:r>
+        <w:rPr>
+          <w:b/>
+        </w:rPr>
+        <w:t>Memorize the base pairing rules</w:t>
+      </w:r>
+      <w:r>
+        <w:t xml:space="preserve"> — DNA: A–T, G–C; RNA: A–U, G–C</w:t>
+      </w:r>
+    </w:p>
+    <w:p>
+      <w:r>
+        <w:t xml:space="preserve">3. </w:t>
+      </w:r>
+      <w:r>
+        <w:rPr>
+          <w:b/>
+        </w:rPr>
+        <w:t>Use a codon table frequently</w:t>
+      </w:r>
+      <w:r>
+        <w:t xml:space="preserve"> — the more you use it, the faster you get</w:t>
+      </w:r>
+    </w:p>
+    <w:p>
+      <w:r>
+        <w:t xml:space="preserve">4. </w:t>
+      </w:r>
+      <w:r>
+        <w:rPr>
+          <w:b/>
+        </w:rPr>
+        <w:t>Draw the central dogma diagram</w:t>
+      </w:r>
+      <w:r>
+        <w:t xml:space="preserve"> — sketch DNA → Transcription → mRNA → Translation → Protein</w:t>
+      </w:r>
+    </w:p>
+    <w:p>
+      <w:r>
+        <w:t xml:space="preserve">5. </w:t>
+      </w:r>
+      <w:r>
+        <w:rPr>
+          <w:b/>
+        </w:rPr>
+        <w:t>Compare DNA and RNA</w:t>
+      </w:r>
+      <w:r>
+        <w:t xml:space="preserve"> side by side in a table</w:t>
+      </w:r>
+    </w:p>
+    <w:p>
+      <w:r>
+        <w:t xml:space="preserve">6. </w:t>
+      </w:r>
+      <w:r>
+        <w:rPr>
+          <w:b/>
+        </w:rPr>
+        <w:t>Trace a gene to a protein</w:t>
+      </w:r>
+      <w:r>
+        <w:t xml:space="preserve"> — pick a short sequence and walk through every step</w:t>
       </w:r>
     </w:p>
     <w:sectPr>
